--- a/docs/research/依頼_大学向け.docx
+++ b/docs/research/依頼_大学向け.docx
@@ -947,8 +947,8 @@
         </w:tblBorders>
       </w:tblPr>
       <w:tblGrid>
-        <w:gridCol w:w="876"/>
-        <w:gridCol w:w="8762"/>
+        <w:gridCol w:w="618"/>
+        <w:gridCol w:w="9020"/>
       </w:tblGrid>
       <w:tr>
         <w:trPr>
@@ -956,7 +956,7 @@
         </w:trPr>
         <w:tc>
           <w:tcPr>
-            <w:tcW w:type="dxa" w:w="876"/>
+            <w:tcW w:type="dxa" w:w="618"/>
             <w:tcBorders>
               <w:bottom w:val="single" w:color="000000" w:sz="4"/>
             </w:tcBorders>
@@ -976,7 +976,7 @@
         </w:tc>
         <w:tc>
           <w:tcPr>
-            <w:tcW w:type="dxa" w:w="8762"/>
+            <w:tcW w:type="dxa" w:w="9020"/>
             <w:tcBorders>
               <w:bottom w:val="single" w:color="000000" w:sz="4"/>
             </w:tcBorders>
@@ -1012,7 +1012,7 @@
         </w:trPr>
         <w:tc>
           <w:tcPr>
-            <w:tcW w:type="dxa" w:w="876"/>
+            <w:tcW w:type="dxa" w:w="618"/>
             <w:tcMar>
               <w:top w:type="dxa" w:w="55"/>
               <w:left w:type="dxa" w:w="95"/>
@@ -1038,7 +1038,7 @@
         </w:tc>
         <w:tc>
           <w:tcPr>
-            <w:tcW w:type="dxa" w:w="8762"/>
+            <w:tcW w:type="dxa" w:w="9020"/>
             <w:tcMar>
               <w:top w:type="dxa" w:w="55"/>
               <w:left w:type="dxa" w:w="95"/>
@@ -1069,7 +1069,7 @@
         </w:trPr>
         <w:tc>
           <w:tcPr>
-            <w:tcW w:type="dxa" w:w="876"/>
+            <w:tcW w:type="dxa" w:w="618"/>
             <w:tcMar>
               <w:top w:type="dxa" w:w="55"/>
               <w:left w:type="dxa" w:w="95"/>
@@ -1095,7 +1095,7 @@
         </w:tc>
         <w:tc>
           <w:tcPr>
-            <w:tcW w:type="dxa" w:w="8762"/>
+            <w:tcW w:type="dxa" w:w="9020"/>
             <w:tcMar>
               <w:top w:type="dxa" w:w="55"/>
               <w:left w:type="dxa" w:w="95"/>
@@ -1135,7 +1135,7 @@
         </w:trPr>
         <w:tc>
           <w:tcPr>
-            <w:tcW w:type="dxa" w:w="876"/>
+            <w:tcW w:type="dxa" w:w="618"/>
             <w:tcMar>
               <w:top w:type="dxa" w:w="55"/>
               <w:left w:type="dxa" w:w="95"/>
@@ -1161,7 +1161,7 @@
         </w:tc>
         <w:tc>
           <w:tcPr>
-            <w:tcW w:type="dxa" w:w="8762"/>
+            <w:tcW w:type="dxa" w:w="9020"/>
             <w:tcMar>
               <w:top w:type="dxa" w:w="55"/>
               <w:left w:type="dxa" w:w="95"/>
@@ -1201,7 +1201,7 @@
         </w:trPr>
         <w:tc>
           <w:tcPr>
-            <w:tcW w:type="dxa" w:w="876"/>
+            <w:tcW w:type="dxa" w:w="618"/>
             <w:tcMar>
               <w:top w:type="dxa" w:w="55"/>
               <w:left w:type="dxa" w:w="95"/>
@@ -1227,27 +1227,111 @@
         </w:tc>
         <w:tc>
           <w:tcPr>
-            <w:tcW w:type="dxa" w:w="8762"/>
-            <w:tcMar>
-              <w:top w:type="dxa" w:w="55"/>
-              <w:left w:type="dxa" w:w="95"/>
-              <w:bottom w:type="dxa" w:w="55"/>
-              <w:right w:type="dxa" w:w="95"/>
-            </w:tcMar>
-            <w:vAlign w:val="top"/>
-          </w:tcPr>
-          <w:p>
-            <w:pPr>
-              <w:spacing w:after="0" w:line="250"/>
-            </w:pPr>
-            <w:r>
-              <w:rPr>
-                <w:rFonts w:ascii="游明朝" w:cs="游明朝" w:eastAsia="游明朝" w:hAnsi="游明朝"/>
-                <w:color w:val="000000"/>
-                <w:sz w:val="18"/>
-                <w:szCs w:val="18"/>
-              </w:rPr>
-              <w:t xml:space="preserve">esCCO を表示している症例があれば、その値</w:t>
+            <w:tcW w:type="dxa" w:w="9020"/>
+            <w:tcMar>
+              <w:top w:type="dxa" w:w="55"/>
+              <w:left w:type="dxa" w:w="95"/>
+              <w:bottom w:type="dxa" w:w="55"/>
+              <w:right w:type="dxa" w:w="95"/>
+            </w:tcMar>
+            <w:vAlign w:val="top"/>
+          </w:tcPr>
+          <w:p>
+            <w:pPr>
+              <w:spacing w:after="0" w:line="250"/>
+            </w:pPr>
+            <w:r>
+              <w:rPr>
+                <w:rFonts w:ascii="游明朝" w:cs="游明朝" w:eastAsia="游明朝" w:hAnsi="游明朝"/>
+                <w:color w:val="000000"/>
+                <w:sz w:val="18"/>
+                <w:szCs w:val="18"/>
+              </w:rPr>
+              <w:t xml:space="preserve">esCCO の値と、その較正の記録</w:t>
+            </w:r>
+            <w:r>
+              <w:rPr>
+                <w:rFonts w:ascii="游明朝" w:cs="游明朝" w:eastAsia="游明朝" w:hAnsi="游明朝"/>
+                <w:color w:val="000000"/>
+                <w:sz w:val="18"/>
+                <w:szCs w:val="18"/>
+              </w:rPr>
+              <w:t xml:space="preserve">（貴学のモニタは日本光電製と伺っており、esCCO は同社の機能のため取得できる想定です）</w:t>
+            </w:r>
+          </w:p>
+        </w:tc>
+      </w:tr>
+      <w:tr>
+        <w:trPr>
+          <w:tblHeader w:val="false"/>
+        </w:trPr>
+        <w:tc>
+          <w:tcPr>
+            <w:tcW w:type="dxa" w:w="618"/>
+            <w:tcMar>
+              <w:top w:type="dxa" w:w="55"/>
+              <w:left w:type="dxa" w:w="95"/>
+              <w:bottom w:type="dxa" w:w="55"/>
+              <w:right w:type="dxa" w:w="95"/>
+            </w:tcMar>
+            <w:vAlign w:val="top"/>
+          </w:tcPr>
+          <w:p>
+            <w:pPr>
+              <w:spacing w:after="0" w:line="250"/>
+            </w:pPr>
+            <w:r>
+              <w:rPr>
+                <w:rFonts w:ascii="游明朝" w:cs="游明朝" w:eastAsia="游明朝" w:hAnsi="游明朝"/>
+                <w:color w:val="000000"/>
+                <w:sz w:val="18"/>
+                <w:szCs w:val="18"/>
+              </w:rPr>
+              <w:t xml:space="preserve">8</w:t>
+            </w:r>
+          </w:p>
+        </w:tc>
+        <w:tc>
+          <w:tcPr>
+            <w:tcW w:type="dxa" w:w="9020"/>
+            <w:tcMar>
+              <w:top w:type="dxa" w:w="55"/>
+              <w:left w:type="dxa" w:w="95"/>
+              <w:bottom w:type="dxa" w:w="55"/>
+              <w:right w:type="dxa" w:w="95"/>
+            </w:tcMar>
+            <w:vAlign w:val="top"/>
+          </w:tcPr>
+          <w:p>
+            <w:pPr>
+              <w:spacing w:after="0" w:line="250"/>
+            </w:pPr>
+            <w:r>
+              <w:rPr>
+                <w:rFonts w:ascii="游明朝" w:cs="游明朝" w:eastAsia="游明朝" w:hAnsi="游明朝"/>
+                <w:color w:val="000000"/>
+                <w:sz w:val="18"/>
+                <w:szCs w:val="18"/>
+              </w:rPr>
+              <w:t xml:space="preserve">モニタが算出している </w:t>
+            </w:r>
+            <w:r>
+              <w:rPr>
+                <w:rFonts w:ascii="游明朝" w:cs="游明朝" w:eastAsia="游明朝" w:hAnsi="游明朝"/>
+                <w:color w:val="000000"/>
+                <w:sz w:val="18"/>
+                <w:szCs w:val="18"/>
+              </w:rPr>
+              <w:t xml:space="preserve">PWTT</w:t>
+            </w:r>
+            <w:r>
+              <w:rPr>
+                <w:rFonts w:ascii="游明朝" w:cs="游明朝" w:eastAsia="游明朝" w:hAnsi="游明朝"/>
+                <w:color w:val="000000"/>
+                <w:sz w:val="18"/>
+                <w:szCs w:val="18"/>
+              </w:rPr>
+              <w:t xml:space="preserve"> の値（出力できる場合）</w:t>
             </w:r>
           </w:p>
         </w:tc>
@@ -1372,7 +1456,7 @@
                 <w:sz w:val="18"/>
                 <w:szCs w:val="18"/>
               </w:rPr>
-              <w:t xml:space="preserve">8</w:t>
+              <w:t xml:space="preserve">9</w:t>
             </w:r>
           </w:p>
         </w:tc>
@@ -1429,7 +1513,7 @@
                 <w:sz w:val="18"/>
                 <w:szCs w:val="18"/>
               </w:rPr>
-              <w:t xml:space="preserve">9</w:t>
+              <w:t xml:space="preserve">10</w:t>
             </w:r>
           </w:p>
         </w:tc>
@@ -1486,7 +1570,7 @@
                 <w:sz w:val="18"/>
                 <w:szCs w:val="18"/>
               </w:rPr>
-              <w:t xml:space="preserve">10</w:t>
+              <w:t xml:space="preserve">11</w:t>
             </w:r>
           </w:p>
         </w:tc>
@@ -1543,7 +1627,7 @@
                 <w:sz w:val="18"/>
                 <w:szCs w:val="18"/>
               </w:rPr>
-              <w:t xml:space="preserve">11</w:t>
+              <w:t xml:space="preserve">12</w:t>
             </w:r>
           </w:p>
         </w:tc>

--- a/docs/research/依頼_大学向け.docx
+++ b/docs/research/依頼_大学向け.docx
@@ -430,7 +430,16 @@
                 <w:sz w:val="18"/>
                 <w:szCs w:val="18"/>
               </w:rPr>
-              <w:t xml:space="preserve">肺動脈カテーテル（ガンツ）で心拍出量を測定した症例</w:t>
+              <w:t xml:space="preserve">肺動脈カテーテル（ガンツ）で心拍出量を測定した症例。</w:t>
+            </w:r>
+            <w:r>
+              <w:rPr>
+                <w:rFonts w:ascii="游明朝" w:cs="游明朝" w:eastAsia="游明朝" w:hAnsi="游明朝"/>
+                <w:color w:val="000000"/>
+                <w:sz w:val="18"/>
+                <w:szCs w:val="18"/>
+              </w:rPr>
+              <w:t xml:space="preserve">本研究の中核</w:t>
             </w:r>
           </w:p>
         </w:tc>
@@ -556,35 +565,7 @@
           <w:bCs w:val="false"/>
           <w:color w:val="000000"/>
         </w:rPr>
-        <w:t xml:space="preserve">一方、精度が改善したかの判定には、動脈圧波形と独立した心拍出量が要ります。</w:t>
-      </w:r>
-    </w:p>
-    <w:p>
-      <w:pPr>
-        <w:spacing w:after="120" w:before="0" w:line="300"/>
-      </w:pPr>
-      <w:r>
-        <w:rPr>
-          <w:rFonts w:ascii="游明朝" w:cs="游明朝" w:eastAsia="游明朝" w:hAnsi="游明朝"/>
-          <w:b w:val="false"/>
-          <w:bCs w:val="false"/>
-          <w:color w:val="000000"/>
-        </w:rPr>
-        <w:t xml:space="preserve">FloTrac の値は血圧と連動するため、これだけでは「精度が上がった」のか</w:t>
-      </w:r>
-    </w:p>
-    <w:p>
-      <w:pPr>
-        <w:spacing w:after="120" w:before="0" w:line="300"/>
-      </w:pPr>
-      <w:r>
-        <w:rPr>
-          <w:rFonts w:ascii="游明朝" w:cs="游明朝" w:eastAsia="游明朝" w:hAnsi="游明朝"/>
-          <w:b w:val="false"/>
-          <w:bCs w:val="false"/>
-          <w:color w:val="000000"/>
-        </w:rPr>
-        <w:t xml:space="preserve">「血圧に一緒に反応しただけ」なのかを区別できません。</w:t>
+        <w:t xml:space="preserve">B群が要るのは次の二つの理由からで、</w:t>
       </w:r>
       <w:r>
         <w:rPr>
@@ -593,16 +574,197 @@
           <w:bCs/>
           <w:color w:val="000000"/>
         </w:rPr>
-        <w:t xml:space="preserve">B群はそのための少数例</w:t>
-      </w:r>
-      <w:r>
-        <w:rPr>
-          <w:rFonts w:ascii="游明朝" w:cs="游明朝" w:eastAsia="游明朝" w:hAnsi="游明朝"/>
-          <w:b w:val="false"/>
-          <w:bCs w:val="false"/>
-          <w:color w:val="000000"/>
-        </w:rPr>
-        <w:t xml:space="preserve">です。</w:t>
+        <w:t xml:space="preserve">いずれも FloTrac では代替できません</w:t>
+      </w:r>
+      <w:r>
+        <w:rPr>
+          <w:rFonts w:ascii="游明朝" w:cs="游明朝" w:eastAsia="游明朝" w:hAnsi="游明朝"/>
+          <w:b w:val="false"/>
+          <w:bCs w:val="false"/>
+          <w:color w:val="000000"/>
+        </w:rPr>
+        <w:t xml:space="preserve">。</w:t>
+      </w:r>
+    </w:p>
+    <w:p>
+      <w:pPr>
+        <w:spacing w:after="120" w:before="0" w:line="300"/>
+      </w:pPr>
+      <w:r>
+        <w:rPr>
+          <w:rFonts w:ascii="游明朝" w:cs="游明朝" w:eastAsia="游明朝" w:hAnsi="游明朝"/>
+          <w:b w:val="false"/>
+          <w:bCs w:val="false"/>
+          <w:color w:val="000000"/>
+        </w:rPr>
+        <w:t xml:space="preserve">第一に、精度が改善したかの判定には動脈圧波形と独立した心拍出量が要ります。FloTrac の値は</w:t>
+      </w:r>
+    </w:p>
+    <w:p>
+      <w:pPr>
+        <w:spacing w:after="120" w:before="0" w:line="300"/>
+      </w:pPr>
+      <w:r>
+        <w:rPr>
+          <w:rFonts w:ascii="游明朝" w:cs="游明朝" w:eastAsia="游明朝" w:hAnsi="游明朝"/>
+          <w:b w:val="false"/>
+          <w:bCs w:val="false"/>
+          <w:color w:val="000000"/>
+        </w:rPr>
+        <w:t xml:space="preserve">血圧と連動するため、これだけでは「精度が上がった」のか「血圧に一緒に反応しただけ」なのかを</w:t>
+      </w:r>
+    </w:p>
+    <w:p>
+      <w:pPr>
+        <w:spacing w:after="120" w:before="0" w:line="300"/>
+      </w:pPr>
+      <w:r>
+        <w:rPr>
+          <w:rFonts w:ascii="游明朝" w:cs="游明朝" w:eastAsia="游明朝" w:hAnsi="游明朝"/>
+          <w:b w:val="false"/>
+          <w:bCs w:val="false"/>
+          <w:color w:val="000000"/>
+        </w:rPr>
+        <w:t xml:space="preserve">区別できません。</w:t>
+      </w:r>
+    </w:p>
+    <w:p>
+      <w:pPr>
+        <w:spacing w:after="120" w:before="0" w:line="300"/>
+      </w:pPr>
+      <w:r>
+        <w:rPr>
+          <w:rFonts w:ascii="游明朝" w:cs="游明朝" w:eastAsia="游明朝" w:hAnsi="游明朝"/>
+          <w:b w:val="false"/>
+          <w:bCs w:val="false"/>
+          <w:color w:val="000000"/>
+        </w:rPr>
+        <w:t xml:space="preserve">第二に、**本研究の中心的な仮説である「反射係数は末梢血管抵抗（SVR）を反映する」の検証に、</w:t>
+      </w:r>
+    </w:p>
+    <w:p>
+      <w:pPr>
+        <w:spacing w:after="120" w:before="0" w:line="300"/>
+      </w:pPr>
+      <w:r>
+        <w:rPr>
+          <w:rFonts w:ascii="游明朝" w:cs="游明朝" w:eastAsia="游明朝" w:hAnsi="游明朝"/>
+          <w:b w:val="false"/>
+          <w:bCs w:val="false"/>
+          <w:color w:val="000000"/>
+        </w:rPr>
+        <w:t xml:space="preserve">独立した SVR が要ります。**SVR は (平均血圧 − 中心静脈圧) × 80 ÷ 心拍出量 で算出されるため、</w:t>
+      </w:r>
+    </w:p>
+    <w:p>
+      <w:pPr>
+        <w:spacing w:after="120" w:before="0" w:line="300"/>
+      </w:pPr>
+      <w:r>
+        <w:rPr>
+          <w:rFonts w:ascii="游明朝" w:cs="游明朝" w:eastAsia="游明朝" w:hAnsi="游明朝"/>
+          <w:b w:val="false"/>
+          <w:bCs w:val="false"/>
+          <w:color w:val="000000"/>
+        </w:rPr>
+        <w:t xml:space="preserve">心拍出量が動脈圧波形由来だと、算出された SVR は分子の平均血圧と分母の両方が同じ波形に</w:t>
+      </w:r>
+    </w:p>
+    <w:p>
+      <w:pPr>
+        <w:spacing w:after="120" w:before="0" w:line="300"/>
+      </w:pPr>
+      <w:r>
+        <w:rPr>
+          <w:rFonts w:ascii="游明朝" w:cs="游明朝" w:eastAsia="游明朝" w:hAnsi="游明朝"/>
+          <w:b w:val="false"/>
+          <w:bCs w:val="false"/>
+          <w:color w:val="000000"/>
+        </w:rPr>
+        <w:t xml:space="preserve">由来することになり、指標との関連を血圧との関連から切り分けられません。**熱希釈由来の</w:t>
+      </w:r>
+    </w:p>
+    <w:p>
+      <w:pPr>
+        <w:spacing w:after="120" w:before="0" w:line="300"/>
+      </w:pPr>
+      <w:r>
+        <w:rPr>
+          <w:rFonts w:ascii="游明朝" w:cs="游明朝" w:eastAsia="游明朝" w:hAnsi="游明朝"/>
+          <w:b w:val="false"/>
+          <w:bCs w:val="false"/>
+          <w:color w:val="000000"/>
+        </w:rPr>
+        <w:t xml:space="preserve">心拍出量であれば、この循環がなくなります。**</w:t>
+      </w:r>
+    </w:p>
+    <w:p>
+      <w:pPr>
+        <w:spacing w:after="120" w:before="0" w:line="300"/>
+      </w:pPr>
+      <w:r>
+        <w:rPr>
+          <w:rFonts w:ascii="游明朝" w:cs="游明朝" w:eastAsia="游明朝" w:hAnsi="游明朝"/>
+          <w:b w:val="false"/>
+          <w:bCs w:val="false"/>
+          <w:color w:val="000000"/>
+        </w:rPr>
+        <w:t xml:space="preserve">したがって B群では、</w:t>
+      </w:r>
+      <w:r>
+        <w:rPr>
+          <w:rFonts w:ascii="游明朝" w:cs="游明朝" w:eastAsia="游明朝" w:hAnsi="游明朝"/>
+          <w:b/>
+          <w:bCs/>
+          <w:color w:val="000000"/>
+        </w:rPr>
+        <w:t xml:space="preserve">心拍出量に加えて中心静脈圧が必須</w:t>
+      </w:r>
+      <w:r>
+        <w:rPr>
+          <w:rFonts w:ascii="游明朝" w:cs="游明朝" w:eastAsia="游明朝" w:hAnsi="游明朝"/>
+          <w:b w:val="false"/>
+          <w:bCs w:val="false"/>
+          <w:color w:val="000000"/>
+        </w:rPr>
+        <w:t xml:space="preserve">であり、症例内の変化を追うために</w:t>
+      </w:r>
+    </w:p>
+    <w:p>
+      <w:pPr>
+        <w:spacing w:after="120" w:before="0" w:line="300"/>
+      </w:pPr>
+      <w:r>
+        <w:rPr>
+          <w:rFonts w:ascii="游明朝" w:cs="游明朝" w:eastAsia="游明朝" w:hAnsi="游明朝"/>
+          <w:b/>
+          <w:bCs/>
+          <w:color w:val="000000"/>
+        </w:rPr>
+        <w:t xml:space="preserve">連続心拍出量（CCO）が望ましい</w:t>
+      </w:r>
+      <w:r>
+        <w:rPr>
+          <w:rFonts w:ascii="游明朝" w:cs="游明朝" w:eastAsia="游明朝" w:hAnsi="游明朝"/>
+          <w:b w:val="false"/>
+          <w:bCs w:val="false"/>
+          <w:color w:val="000000"/>
+        </w:rPr>
+        <w:t xml:space="preserve">です（間欠の熱希釈だけでは1症例あたり3〜5点にとどまり、</w:t>
+      </w:r>
+    </w:p>
+    <w:p>
+      <w:pPr>
+        <w:spacing w:after="120" w:before="0" w:line="300"/>
+      </w:pPr>
+      <w:r>
+        <w:rPr>
+          <w:rFonts w:ascii="游明朝" w:cs="游明朝" w:eastAsia="游明朝" w:hAnsi="游明朝"/>
+          <w:b w:val="false"/>
+          <w:bCs w:val="false"/>
+          <w:color w:val="000000"/>
+        </w:rPr>
+        <w:t xml:space="preserve">症例内の関連を見るには不足します）。</w:t>
       </w:r>
     </w:p>
     <w:p>
@@ -1181,16 +1343,16 @@
                 <w:sz w:val="18"/>
                 <w:szCs w:val="18"/>
               </w:rPr>
-              <w:t xml:space="preserve">B群のみ：熱希釈の</w:t>
-            </w:r>
-            <w:r>
-              <w:rPr>
-                <w:rFonts w:ascii="游明朝" w:cs="游明朝" w:eastAsia="游明朝" w:hAnsi="游明朝"/>
-                <w:color w:val="000000"/>
-                <w:sz w:val="18"/>
-                <w:szCs w:val="18"/>
-              </w:rPr>
-              <w:t xml:space="preserve">実施時刻と測定値</w:t>
+              <w:t xml:space="preserve">B群：</w:t>
+            </w:r>
+            <w:r>
+              <w:rPr>
+                <w:rFonts w:ascii="游明朝" w:cs="游明朝" w:eastAsia="游明朝" w:hAnsi="游明朝"/>
+                <w:color w:val="000000"/>
+                <w:sz w:val="18"/>
+                <w:szCs w:val="18"/>
+              </w:rPr>
+              <w:t xml:space="preserve">連続心拍出量（CCO）の時系列</w:t>
             </w:r>
           </w:p>
         </w:tc>
@@ -1247,16 +1409,25 @@
                 <w:sz w:val="18"/>
                 <w:szCs w:val="18"/>
               </w:rPr>
-              <w:t xml:space="preserve">esCCO の値と、その較正の記録</w:t>
-            </w:r>
-            <w:r>
-              <w:rPr>
-                <w:rFonts w:ascii="游明朝" w:cs="游明朝" w:eastAsia="游明朝" w:hAnsi="游明朝"/>
-                <w:color w:val="000000"/>
-                <w:sz w:val="18"/>
-                <w:szCs w:val="18"/>
-              </w:rPr>
-              <w:t xml:space="preserve">（貴学のモニタは日本光電製と伺っており、esCCO は同社の機能のため取得できる想定です）</w:t>
+              <w:t xml:space="preserve">B群：熱希釈の</w:t>
+            </w:r>
+            <w:r>
+              <w:rPr>
+                <w:rFonts w:ascii="游明朝" w:cs="游明朝" w:eastAsia="游明朝" w:hAnsi="游明朝"/>
+                <w:color w:val="000000"/>
+                <w:sz w:val="18"/>
+                <w:szCs w:val="18"/>
+              </w:rPr>
+              <w:t xml:space="preserve">実施時刻と測定値</w:t>
+            </w:r>
+            <w:r>
+              <w:rPr>
+                <w:rFonts w:ascii="游明朝" w:cs="游明朝" w:eastAsia="游明朝" w:hAnsi="游明朝"/>
+                <w:color w:val="000000"/>
+                <w:sz w:val="18"/>
+                <w:szCs w:val="18"/>
+              </w:rPr>
+              <w:t xml:space="preserve">（1症例あたり3回以上）</w:t>
             </w:r>
           </w:p>
         </w:tc>
@@ -1288,6 +1459,213 @@
                 <w:szCs w:val="18"/>
               </w:rPr>
               <w:t xml:space="preserve">8</w:t>
+            </w:r>
+          </w:p>
+        </w:tc>
+        <w:tc>
+          <w:tcPr>
+            <w:tcW w:type="dxa" w:w="9020"/>
+            <w:tcMar>
+              <w:top w:type="dxa" w:w="55"/>
+              <w:left w:type="dxa" w:w="95"/>
+              <w:bottom w:type="dxa" w:w="55"/>
+              <w:right w:type="dxa" w:w="95"/>
+            </w:tcMar>
+            <w:vAlign w:val="top"/>
+          </w:tcPr>
+          <w:p>
+            <w:pPr>
+              <w:spacing w:after="0" w:line="250"/>
+            </w:pPr>
+            <w:r>
+              <w:rPr>
+                <w:rFonts w:ascii="游明朝" w:cs="游明朝" w:eastAsia="游明朝" w:hAnsi="游明朝"/>
+                <w:color w:val="000000"/>
+                <w:sz w:val="18"/>
+                <w:szCs w:val="18"/>
+              </w:rPr>
+              <w:t xml:space="preserve">B群：</w:t>
+            </w:r>
+            <w:r>
+              <w:rPr>
+                <w:rFonts w:ascii="游明朝" w:cs="游明朝" w:eastAsia="游明朝" w:hAnsi="游明朝"/>
+                <w:color w:val="000000"/>
+                <w:sz w:val="18"/>
+                <w:szCs w:val="18"/>
+              </w:rPr>
+              <w:t xml:space="preserve">中心静脈圧の時系列</w:t>
+            </w:r>
+            <w:r>
+              <w:rPr>
+                <w:rFonts w:ascii="游明朝" w:cs="游明朝" w:eastAsia="游明朝" w:hAnsi="游明朝"/>
+                <w:color w:val="000000"/>
+                <w:sz w:val="18"/>
+                <w:szCs w:val="18"/>
+              </w:rPr>
+              <w:t xml:space="preserve">（SVR の算出に必須）</w:t>
+            </w:r>
+          </w:p>
+        </w:tc>
+      </w:tr>
+      <w:tr>
+        <w:trPr>
+          <w:tblHeader w:val="false"/>
+        </w:trPr>
+        <w:tc>
+          <w:tcPr>
+            <w:tcW w:type="dxa" w:w="618"/>
+            <w:tcMar>
+              <w:top w:type="dxa" w:w="55"/>
+              <w:left w:type="dxa" w:w="95"/>
+              <w:bottom w:type="dxa" w:w="55"/>
+              <w:right w:type="dxa" w:w="95"/>
+            </w:tcMar>
+            <w:vAlign w:val="top"/>
+          </w:tcPr>
+          <w:p>
+            <w:pPr>
+              <w:spacing w:after="0" w:line="250"/>
+            </w:pPr>
+            <w:r>
+              <w:rPr>
+                <w:rFonts w:ascii="游明朝" w:cs="游明朝" w:eastAsia="游明朝" w:hAnsi="游明朝"/>
+                <w:color w:val="000000"/>
+                <w:sz w:val="18"/>
+                <w:szCs w:val="18"/>
+              </w:rPr>
+              <w:t xml:space="preserve">9</w:t>
+            </w:r>
+          </w:p>
+        </w:tc>
+        <w:tc>
+          <w:tcPr>
+            <w:tcW w:type="dxa" w:w="9020"/>
+            <w:tcMar>
+              <w:top w:type="dxa" w:w="55"/>
+              <w:left w:type="dxa" w:w="95"/>
+              <w:bottom w:type="dxa" w:w="55"/>
+              <w:right w:type="dxa" w:w="95"/>
+            </w:tcMar>
+            <w:vAlign w:val="top"/>
+          </w:tcPr>
+          <w:p>
+            <w:pPr>
+              <w:spacing w:after="0" w:line="250"/>
+            </w:pPr>
+            <w:r>
+              <w:rPr>
+                <w:rFonts w:ascii="游明朝" w:cs="游明朝" w:eastAsia="游明朝" w:hAnsi="游明朝"/>
+                <w:color w:val="000000"/>
+                <w:sz w:val="18"/>
+                <w:szCs w:val="18"/>
+              </w:rPr>
+              <w:t xml:space="preserve">装置が SVR を算出している場合はその値と、</w:t>
+            </w:r>
+            <w:r>
+              <w:rPr>
+                <w:rFonts w:ascii="游明朝" w:cs="游明朝" w:eastAsia="游明朝" w:hAnsi="游明朝"/>
+                <w:color w:val="000000"/>
+                <w:sz w:val="18"/>
+                <w:szCs w:val="18"/>
+              </w:rPr>
+              <w:t xml:space="preserve">算出に用いた心拍出量の由来</w:t>
+            </w:r>
+          </w:p>
+        </w:tc>
+      </w:tr>
+      <w:tr>
+        <w:trPr>
+          <w:tblHeader w:val="false"/>
+        </w:trPr>
+        <w:tc>
+          <w:tcPr>
+            <w:tcW w:type="dxa" w:w="618"/>
+            <w:tcMar>
+              <w:top w:type="dxa" w:w="55"/>
+              <w:left w:type="dxa" w:w="95"/>
+              <w:bottom w:type="dxa" w:w="55"/>
+              <w:right w:type="dxa" w:w="95"/>
+            </w:tcMar>
+            <w:vAlign w:val="top"/>
+          </w:tcPr>
+          <w:p>
+            <w:pPr>
+              <w:spacing w:after="0" w:line="250"/>
+            </w:pPr>
+            <w:r>
+              <w:rPr>
+                <w:rFonts w:ascii="游明朝" w:cs="游明朝" w:eastAsia="游明朝" w:hAnsi="游明朝"/>
+                <w:color w:val="000000"/>
+                <w:sz w:val="18"/>
+                <w:szCs w:val="18"/>
+              </w:rPr>
+              <w:t xml:space="preserve">10</w:t>
+            </w:r>
+          </w:p>
+        </w:tc>
+        <w:tc>
+          <w:tcPr>
+            <w:tcW w:type="dxa" w:w="9020"/>
+            <w:tcMar>
+              <w:top w:type="dxa" w:w="55"/>
+              <w:left w:type="dxa" w:w="95"/>
+              <w:bottom w:type="dxa" w:w="55"/>
+              <w:right w:type="dxa" w:w="95"/>
+            </w:tcMar>
+            <w:vAlign w:val="top"/>
+          </w:tcPr>
+          <w:p>
+            <w:pPr>
+              <w:spacing w:after="0" w:line="250"/>
+            </w:pPr>
+            <w:r>
+              <w:rPr>
+                <w:rFonts w:ascii="游明朝" w:cs="游明朝" w:eastAsia="游明朝" w:hAnsi="游明朝"/>
+                <w:color w:val="000000"/>
+                <w:sz w:val="18"/>
+                <w:szCs w:val="18"/>
+              </w:rPr>
+              <w:t xml:space="preserve">esCCO の値と、その較正の記録</w:t>
+            </w:r>
+            <w:r>
+              <w:rPr>
+                <w:rFonts w:ascii="游明朝" w:cs="游明朝" w:eastAsia="游明朝" w:hAnsi="游明朝"/>
+                <w:color w:val="000000"/>
+                <w:sz w:val="18"/>
+                <w:szCs w:val="18"/>
+              </w:rPr>
+              <w:t xml:space="preserve">（貴学のモニタは日本光電製と伺っており、esCCO は同社の機能のため取得できる想定です）</w:t>
+            </w:r>
+          </w:p>
+        </w:tc>
+      </w:tr>
+      <w:tr>
+        <w:trPr>
+          <w:tblHeader w:val="false"/>
+        </w:trPr>
+        <w:tc>
+          <w:tcPr>
+            <w:tcW w:type="dxa" w:w="618"/>
+            <w:tcMar>
+              <w:top w:type="dxa" w:w="55"/>
+              <w:left w:type="dxa" w:w="95"/>
+              <w:bottom w:type="dxa" w:w="55"/>
+              <w:right w:type="dxa" w:w="95"/>
+            </w:tcMar>
+            <w:vAlign w:val="top"/>
+          </w:tcPr>
+          <w:p>
+            <w:pPr>
+              <w:spacing w:after="0" w:line="250"/>
+            </w:pPr>
+            <w:r>
+              <w:rPr>
+                <w:rFonts w:ascii="游明朝" w:cs="游明朝" w:eastAsia="游明朝" w:hAnsi="游明朝"/>
+                <w:color w:val="000000"/>
+                <w:sz w:val="18"/>
+                <w:szCs w:val="18"/>
+              </w:rPr>
+              <w:t xml:space="preserve">11</w:t>
             </w:r>
           </w:p>
         </w:tc>
@@ -1456,7 +1834,7 @@
                 <w:sz w:val="18"/>
                 <w:szCs w:val="18"/>
               </w:rPr>
-              <w:t xml:space="preserve">9</w:t>
+              <w:t xml:space="preserve">12</w:t>
             </w:r>
           </w:p>
         </w:tc>
@@ -1513,7 +1891,7 @@
                 <w:sz w:val="18"/>
                 <w:szCs w:val="18"/>
               </w:rPr>
-              <w:t xml:space="preserve">10</w:t>
+              <w:t xml:space="preserve">13</w:t>
             </w:r>
           </w:p>
         </w:tc>
@@ -1570,7 +1948,7 @@
                 <w:sz w:val="18"/>
                 <w:szCs w:val="18"/>
               </w:rPr>
-              <w:t xml:space="preserve">11</w:t>
+              <w:t xml:space="preserve">14</w:t>
             </w:r>
           </w:p>
         </w:tc>
@@ -1627,7 +2005,7 @@
                 <w:sz w:val="18"/>
                 <w:szCs w:val="18"/>
               </w:rPr>
-              <w:t xml:space="preserve">12</w:t>
+              <w:t xml:space="preserve">15</w:t>
             </w:r>
           </w:p>
         </w:tc>

--- a/docs/research/依頼_大学向け.docx
+++ b/docs/research/依頼_大学向け.docx
@@ -1733,7 +1733,457 @@
           <w:sz w:val="22"/>
           <w:szCs w:val="22"/>
         </w:rPr>
-        <w:t xml:space="preserve">2-3. 患者背景（1行1症例）</w:t>
+        <w:t xml:space="preserve">2-3. 血管作動薬の投与記録（**必須**）</w:t>
+      </w:r>
+    </w:p>
+    <w:p>
+      <w:pPr>
+        <w:spacing w:after="120" w:before="0" w:line="300"/>
+      </w:pPr>
+      <w:r>
+        <w:rPr>
+          <w:rFonts w:ascii="游明朝" w:cs="游明朝" w:eastAsia="游明朝" w:hAnsi="游明朝"/>
+          <w:b w:val="false"/>
+          <w:bCs w:val="false"/>
+          <w:color w:val="000000"/>
+        </w:rPr>
+        <w:t xml:space="preserve">本研究の中心的な仮説「反射係数は末梢血管抵抗を反映する」を検証できるのは、**血管の状態が</w:t>
+      </w:r>
+    </w:p>
+    <w:p>
+      <w:pPr>
+        <w:spacing w:after="120" w:before="0" w:line="300"/>
+      </w:pPr>
+      <w:r>
+        <w:rPr>
+          <w:rFonts w:ascii="游明朝" w:cs="游明朝" w:eastAsia="游明朝" w:hAnsi="游明朝"/>
+          <w:b w:val="false"/>
+          <w:bCs w:val="false"/>
+          <w:color w:val="000000"/>
+        </w:rPr>
+        <w:t xml:space="preserve">薬剤で動いた場面**です。観察しているだけでは血管抵抗と血圧が一緒にしか動かず、両者を</w:t>
+      </w:r>
+    </w:p>
+    <w:p>
+      <w:pPr>
+        <w:spacing w:after="120" w:before="0" w:line="300"/>
+      </w:pPr>
+      <w:r>
+        <w:rPr>
+          <w:rFonts w:ascii="游明朝" w:cs="游明朝" w:eastAsia="游明朝" w:hAnsi="游明朝"/>
+          <w:b w:val="false"/>
+          <w:bCs w:val="false"/>
+          <w:color w:val="000000"/>
+        </w:rPr>
+        <w:t xml:space="preserve">切り分けられません。フェニレフリンのボーラスは全身血管抵抗を選択的に上げ、心拍出量を</w:t>
+      </w:r>
+    </w:p>
+    <w:p>
+      <w:pPr>
+        <w:spacing w:after="120" w:before="0" w:line="300"/>
+      </w:pPr>
+      <w:r>
+        <w:rPr>
+          <w:rFonts w:ascii="游明朝" w:cs="游明朝" w:eastAsia="游明朝" w:hAnsi="游明朝"/>
+          <w:b w:val="false"/>
+          <w:bCs w:val="false"/>
+          <w:color w:val="000000"/>
+        </w:rPr>
+        <w:t xml:space="preserve">下げるため、この切り分けができる数少ない場面です。</w:t>
+      </w:r>
+    </w:p>
+    <w:tbl>
+      <w:tblPr>
+        <w:tblW w:type="dxa" w:w="9638"/>
+        <w:tblBorders>
+          <w:top w:val="single" w:color="000000" w:sz="4"/>
+          <w:left w:val="none"/>
+          <w:bottom w:val="single" w:color="000000" w:sz="4"/>
+          <w:right w:val="none"/>
+          <w:insideH w:val="single" w:color="000000" w:sz="2"/>
+          <w:insideV w:val="none"/>
+        </w:tblBorders>
+      </w:tblPr>
+      <w:tblGrid>
+        <w:gridCol w:w="619"/>
+        <w:gridCol w:w="9019"/>
+      </w:tblGrid>
+      <w:tr>
+        <w:trPr>
+          <w:tblHeader/>
+        </w:trPr>
+        <w:tc>
+          <w:tcPr>
+            <w:tcW w:type="dxa" w:w="619"/>
+            <w:tcBorders>
+              <w:bottom w:val="single" w:color="000000" w:sz="4"/>
+            </w:tcBorders>
+            <w:tcMar>
+              <w:top w:type="dxa" w:w="55"/>
+              <w:left w:type="dxa" w:w="95"/>
+              <w:bottom w:type="dxa" w:w="55"/>
+              <w:right w:type="dxa" w:w="95"/>
+            </w:tcMar>
+            <w:vAlign w:val="top"/>
+          </w:tcPr>
+          <w:p>
+            <w:pPr>
+              <w:spacing w:after="0" w:line="250"/>
+            </w:pPr>
+          </w:p>
+        </w:tc>
+        <w:tc>
+          <w:tcPr>
+            <w:tcW w:type="dxa" w:w="9019"/>
+            <w:tcBorders>
+              <w:bottom w:val="single" w:color="000000" w:sz="4"/>
+            </w:tcBorders>
+            <w:tcMar>
+              <w:top w:type="dxa" w:w="55"/>
+              <w:left w:type="dxa" w:w="95"/>
+              <w:bottom w:type="dxa" w:w="55"/>
+              <w:right w:type="dxa" w:w="95"/>
+            </w:tcMar>
+            <w:vAlign w:val="top"/>
+          </w:tcPr>
+          <w:p>
+            <w:pPr>
+              <w:spacing w:after="0" w:line="250"/>
+            </w:pPr>
+            <w:r>
+              <w:rPr>
+                <w:rFonts w:ascii="游明朝" w:cs="游明朝" w:eastAsia="游明朝" w:hAnsi="游明朝"/>
+                <w:b/>
+                <w:bCs/>
+                <w:color w:val="000000"/>
+                <w:sz w:val="18"/>
+                <w:szCs w:val="18"/>
+              </w:rPr>
+              <w:t xml:space="preserve">項目</w:t>
+            </w:r>
+          </w:p>
+        </w:tc>
+      </w:tr>
+      <w:tr>
+        <w:trPr>
+          <w:tblHeader w:val="false"/>
+        </w:trPr>
+        <w:tc>
+          <w:tcPr>
+            <w:tcW w:type="dxa" w:w="619"/>
+            <w:tcMar>
+              <w:top w:type="dxa" w:w="55"/>
+              <w:left w:type="dxa" w:w="95"/>
+              <w:bottom w:type="dxa" w:w="55"/>
+              <w:right w:type="dxa" w:w="95"/>
+            </w:tcMar>
+            <w:vAlign w:val="top"/>
+          </w:tcPr>
+          <w:p>
+            <w:pPr>
+              <w:spacing w:after="0" w:line="250"/>
+            </w:pPr>
+            <w:r>
+              <w:rPr>
+                <w:rFonts w:ascii="游明朝" w:cs="游明朝" w:eastAsia="游明朝" w:hAnsi="游明朝"/>
+                <w:color w:val="000000"/>
+                <w:sz w:val="18"/>
+                <w:szCs w:val="18"/>
+              </w:rPr>
+              <w:t xml:space="preserve">12</w:t>
+            </w:r>
+          </w:p>
+        </w:tc>
+        <w:tc>
+          <w:tcPr>
+            <w:tcW w:type="dxa" w:w="9019"/>
+            <w:tcMar>
+              <w:top w:type="dxa" w:w="55"/>
+              <w:left w:type="dxa" w:w="95"/>
+              <w:bottom w:type="dxa" w:w="55"/>
+              <w:right w:type="dxa" w:w="95"/>
+            </w:tcMar>
+            <w:vAlign w:val="top"/>
+          </w:tcPr>
+          <w:p>
+            <w:pPr>
+              <w:spacing w:after="0" w:line="250"/>
+            </w:pPr>
+            <w:r>
+              <w:rPr>
+                <w:rFonts w:ascii="游明朝" w:cs="游明朝" w:eastAsia="游明朝" w:hAnsi="游明朝"/>
+                <w:color w:val="000000"/>
+                <w:sz w:val="18"/>
+                <w:szCs w:val="18"/>
+              </w:rPr>
+              <w:t xml:space="preserve">昇圧薬・血管拡張薬の投与時刻と用量</w:t>
+            </w:r>
+            <w:r>
+              <w:rPr>
+                <w:rFonts w:ascii="游明朝" w:cs="游明朝" w:eastAsia="游明朝" w:hAnsi="游明朝"/>
+                <w:color w:val="000000"/>
+                <w:sz w:val="18"/>
+                <w:szCs w:val="18"/>
+              </w:rPr>
+              <w:t xml:space="preserve">（フェニレフリン、エフェドリン、ノルアドレナリン、ニカルジピン、ニトログリセリンなど）</w:t>
+            </w:r>
+          </w:p>
+        </w:tc>
+      </w:tr>
+      <w:tr>
+        <w:trPr>
+          <w:tblHeader w:val="false"/>
+        </w:trPr>
+        <w:tc>
+          <w:tcPr>
+            <w:tcW w:type="dxa" w:w="619"/>
+            <w:tcMar>
+              <w:top w:type="dxa" w:w="55"/>
+              <w:left w:type="dxa" w:w="95"/>
+              <w:bottom w:type="dxa" w:w="55"/>
+              <w:right w:type="dxa" w:w="95"/>
+            </w:tcMar>
+            <w:vAlign w:val="top"/>
+          </w:tcPr>
+          <w:p>
+            <w:pPr>
+              <w:spacing w:after="0" w:line="250"/>
+            </w:pPr>
+            <w:r>
+              <w:rPr>
+                <w:rFonts w:ascii="游明朝" w:cs="游明朝" w:eastAsia="游明朝" w:hAnsi="游明朝"/>
+                <w:color w:val="000000"/>
+                <w:sz w:val="18"/>
+                <w:szCs w:val="18"/>
+              </w:rPr>
+              <w:t xml:space="preserve">13</w:t>
+            </w:r>
+          </w:p>
+        </w:tc>
+        <w:tc>
+          <w:tcPr>
+            <w:tcW w:type="dxa" w:w="9019"/>
+            <w:tcMar>
+              <w:top w:type="dxa" w:w="55"/>
+              <w:left w:type="dxa" w:w="95"/>
+              <w:bottom w:type="dxa" w:w="55"/>
+              <w:right w:type="dxa" w:w="95"/>
+            </w:tcMar>
+            <w:vAlign w:val="top"/>
+          </w:tcPr>
+          <w:p>
+            <w:pPr>
+              <w:spacing w:after="0" w:line="250"/>
+            </w:pPr>
+            <w:r>
+              <w:rPr>
+                <w:rFonts w:ascii="游明朝" w:cs="游明朝" w:eastAsia="游明朝" w:hAnsi="游明朝"/>
+                <w:color w:val="000000"/>
+                <w:sz w:val="18"/>
+                <w:szCs w:val="18"/>
+              </w:rPr>
+              <w:t xml:space="preserve">同上について、</w:t>
+            </w:r>
+            <w:r>
+              <w:rPr>
+                <w:rFonts w:ascii="游明朝" w:cs="游明朝" w:eastAsia="游明朝" w:hAnsi="游明朝"/>
+                <w:color w:val="000000"/>
+                <w:sz w:val="18"/>
+                <w:szCs w:val="18"/>
+              </w:rPr>
+              <w:t xml:space="preserve">シリンジポンプの動作記録</w:t>
+            </w:r>
+            <w:r>
+              <w:rPr>
+                <w:rFonts w:ascii="游明朝" w:cs="游明朝" w:eastAsia="游明朝" w:hAnsi="游明朝"/>
+                <w:color w:val="000000"/>
+                <w:sz w:val="18"/>
+                <w:szCs w:val="18"/>
+              </w:rPr>
+              <w:t xml:space="preserve">（開始・流量変更・停止の時刻と流量）</w:t>
+            </w:r>
+          </w:p>
+        </w:tc>
+      </w:tr>
+      <w:tr>
+        <w:trPr>
+          <w:tblHeader w:val="false"/>
+        </w:trPr>
+        <w:tc>
+          <w:tcPr>
+            <w:tcW w:type="dxa" w:w="619"/>
+            <w:tcMar>
+              <w:top w:type="dxa" w:w="55"/>
+              <w:left w:type="dxa" w:w="95"/>
+              <w:bottom w:type="dxa" w:w="55"/>
+              <w:right w:type="dxa" w:w="95"/>
+            </w:tcMar>
+            <w:vAlign w:val="top"/>
+          </w:tcPr>
+          <w:p>
+            <w:pPr>
+              <w:spacing w:after="0" w:line="250"/>
+            </w:pPr>
+            <w:r>
+              <w:rPr>
+                <w:rFonts w:ascii="游明朝" w:cs="游明朝" w:eastAsia="游明朝" w:hAnsi="游明朝"/>
+                <w:color w:val="000000"/>
+                <w:sz w:val="18"/>
+                <w:szCs w:val="18"/>
+              </w:rPr>
+              <w:t xml:space="preserve">14</w:t>
+            </w:r>
+          </w:p>
+        </w:tc>
+        <w:tc>
+          <w:tcPr>
+            <w:tcW w:type="dxa" w:w="9019"/>
+            <w:tcMar>
+              <w:top w:type="dxa" w:w="55"/>
+              <w:left w:type="dxa" w:w="95"/>
+              <w:bottom w:type="dxa" w:w="55"/>
+              <w:right w:type="dxa" w:w="95"/>
+            </w:tcMar>
+            <w:vAlign w:val="top"/>
+          </w:tcPr>
+          <w:p>
+            <w:pPr>
+              <w:spacing w:after="0" w:line="250"/>
+            </w:pPr>
+            <w:r>
+              <w:rPr>
+                <w:rFonts w:ascii="游明朝" w:cs="游明朝" w:eastAsia="游明朝" w:hAnsi="游明朝"/>
+                <w:color w:val="000000"/>
+                <w:sz w:val="18"/>
+                <w:szCs w:val="18"/>
+              </w:rPr>
+              <w:t xml:space="preserve">麻酔導入・気管挿管・執刀・閉創・抜管の時刻、体位変換の時刻</w:t>
+            </w:r>
+          </w:p>
+        </w:tc>
+      </w:tr>
+    </w:tbl>
+    <w:p>
+      <w:pPr>
+        <w:spacing w:after="140"/>
+      </w:pPr>
+    </w:p>
+    <w:p>
+      <w:pPr>
+        <w:spacing w:after="120" w:before="0" w:line="300"/>
+      </w:pPr>
+      <w:r>
+        <w:rPr>
+          <w:rFonts w:ascii="游明朝" w:cs="游明朝" w:eastAsia="游明朝" w:hAnsi="游明朝"/>
+          <w:b/>
+          <w:bCs/>
+          <w:color w:val="000000"/>
+        </w:rPr>
+        <w:t xml:space="preserve">時刻は秒単位でお願いします。</w:t>
+      </w:r>
+      <w:r>
+        <w:rPr>
+          <w:rFonts w:ascii="游明朝" w:cs="游明朝" w:eastAsia="游明朝" w:hAnsi="游明朝"/>
+          <w:b w:val="false"/>
+          <w:bCs w:val="false"/>
+          <w:color w:val="000000"/>
+        </w:rPr>
+        <w:t xml:space="preserve">麻酔記録上の5分刻みに丸めた時刻では解析に使えません。</w:t>
+      </w:r>
+    </w:p>
+    <w:p>
+      <w:pPr>
+        <w:spacing w:after="120" w:before="0" w:line="300"/>
+      </w:pPr>
+      <w:r>
+        <w:rPr>
+          <w:rFonts w:ascii="游明朝" w:cs="游明朝" w:eastAsia="游明朝" w:hAnsi="游明朝"/>
+          <w:b w:val="false"/>
+          <w:bCs w:val="false"/>
+          <w:color w:val="000000"/>
+        </w:rPr>
+        <w:t xml:space="preserve">丸めがある場合はその旨をお知らせください。13 のポンプ記録が取り出せれば、丸めの問題は</w:t>
+      </w:r>
+    </w:p>
+    <w:p>
+      <w:pPr>
+        <w:spacing w:after="120" w:before="0" w:line="300"/>
+      </w:pPr>
+      <w:r>
+        <w:rPr>
+          <w:rFonts w:ascii="游明朝" w:cs="游明朝" w:eastAsia="游明朝" w:hAnsi="游明朝"/>
+          <w:b w:val="false"/>
+          <w:bCs w:val="false"/>
+          <w:color w:val="000000"/>
+        </w:rPr>
+        <w:t xml:space="preserve">回避できます。</w:t>
+      </w:r>
+    </w:p>
+    <w:p>
+      <w:pPr>
+        <w:spacing w:after="120" w:before="0" w:line="300"/>
+      </w:pPr>
+      <w:r>
+        <w:rPr>
+          <w:rFonts w:ascii="游明朝" w:cs="游明朝" w:eastAsia="游明朝" w:hAnsi="游明朝"/>
+          <w:b/>
+          <w:bCs/>
+          <w:color w:val="000000"/>
+        </w:rPr>
+        <w:t xml:space="preserve">前向きに取得できる場合のお願い</w:t>
+      </w:r>
+      <w:r>
+        <w:rPr>
+          <w:rFonts w:ascii="游明朝" w:cs="游明朝" w:eastAsia="游明朝" w:hAnsi="游明朝"/>
+          <w:b w:val="false"/>
+          <w:bCs w:val="false"/>
+          <w:color w:val="000000"/>
+        </w:rPr>
+        <w:t xml:space="preserve">　B群において、**昇圧薬ボーラスの直前と投与後2分・5分に</w:t>
+      </w:r>
+    </w:p>
+    <w:p>
+      <w:pPr>
+        <w:spacing w:after="120" w:before="0" w:line="300"/>
+      </w:pPr>
+      <w:r>
+        <w:rPr>
+          <w:rFonts w:ascii="游明朝" w:cs="游明朝" w:eastAsia="游明朝" w:hAnsi="游明朝"/>
+          <w:b w:val="false"/>
+          <w:bCs w:val="false"/>
+          <w:color w:val="000000"/>
+        </w:rPr>
+        <w:t xml:space="preserve">熱希釈を測定**していただけると、本研究の価値が大きく上がります。連続心拍出量は数分の</w:t>
+      </w:r>
+    </w:p>
+    <w:p>
+      <w:pPr>
+        <w:spacing w:after="120" w:before="0" w:line="300"/>
+      </w:pPr>
+      <w:r>
+        <w:rPr>
+          <w:rFonts w:ascii="游明朝" w:cs="游明朝" w:eastAsia="游明朝" w:hAnsi="游明朝"/>
+          <w:b w:val="false"/>
+          <w:bCs w:val="false"/>
+          <w:color w:val="000000"/>
+        </w:rPr>
+        <w:t xml:space="preserve">移動平均であるため、数分で終わる血管収縮を追えないためです。</w:t>
+      </w:r>
+    </w:p>
+    <w:p>
+      <w:pPr>
+        <w:spacing w:after="110" w:before="260" w:line="300"/>
+      </w:pPr>
+      <w:r>
+        <w:rPr>
+          <w:rFonts w:ascii="游明朝" w:cs="游明朝" w:eastAsia="游明朝" w:hAnsi="游明朝"/>
+          <w:b/>
+          <w:bCs/>
+          <w:color w:val="000000"/>
+          <w:sz w:val="22"/>
+          <w:szCs w:val="22"/>
+        </w:rPr>
+        <w:t xml:space="preserve">2-4. 患者背景（1行1症例）</w:t>
       </w:r>
     </w:p>
     <w:tbl>
@@ -1834,7 +2284,7 @@
                 <w:sz w:val="18"/>
                 <w:szCs w:val="18"/>
               </w:rPr>
-              <w:t xml:space="preserve">12</w:t>
+              <w:t xml:space="preserve">15</w:t>
             </w:r>
           </w:p>
         </w:tc>
@@ -1891,7 +2341,7 @@
                 <w:sz w:val="18"/>
                 <w:szCs w:val="18"/>
               </w:rPr>
-              <w:t xml:space="preserve">13</w:t>
+              <w:t xml:space="preserve">16</w:t>
             </w:r>
           </w:p>
         </w:tc>
@@ -1948,7 +2398,7 @@
                 <w:sz w:val="18"/>
                 <w:szCs w:val="18"/>
               </w:rPr>
-              <w:t xml:space="preserve">14</w:t>
+              <w:t xml:space="preserve">17</w:t>
             </w:r>
           </w:p>
         </w:tc>
@@ -2005,7 +2455,7 @@
                 <w:sz w:val="18"/>
                 <w:szCs w:val="18"/>
               </w:rPr>
-              <w:t xml:space="preserve">15</w:t>
+              <w:t xml:space="preserve">18</w:t>
             </w:r>
           </w:p>
         </w:tc>
@@ -2323,68 +2773,25 @@
           </w:p>
         </w:tc>
       </w:tr>
-      <w:tr>
-        <w:trPr>
-          <w:tblHeader w:val="false"/>
-        </w:trPr>
-        <w:tc>
-          <w:tcPr>
-            <w:tcW w:type="dxa" w:w="3451"/>
-            <w:tcMar>
-              <w:top w:type="dxa" w:w="55"/>
-              <w:left w:type="dxa" w:w="95"/>
-              <w:bottom w:type="dxa" w:w="55"/>
-              <w:right w:type="dxa" w:w="95"/>
-            </w:tcMar>
-            <w:vAlign w:val="top"/>
-          </w:tcPr>
-          <w:p>
-            <w:pPr>
-              <w:spacing w:after="0" w:line="250"/>
-            </w:pPr>
-            <w:r>
-              <w:rPr>
-                <w:rFonts w:ascii="游明朝" w:cs="游明朝" w:eastAsia="游明朝" w:hAnsi="游明朝"/>
-                <w:color w:val="000000"/>
-                <w:sz w:val="18"/>
-                <w:szCs w:val="18"/>
-              </w:rPr>
-              <w:t xml:space="preserve">昇圧薬・血管拡張薬の投与時刻と用量</w:t>
-            </w:r>
-          </w:p>
-        </w:tc>
-        <w:tc>
-          <w:tcPr>
-            <w:tcW w:type="dxa" w:w="6187"/>
-            <w:tcMar>
-              <w:top w:type="dxa" w:w="55"/>
-              <w:left w:type="dxa" w:w="95"/>
-              <w:bottom w:type="dxa" w:w="55"/>
-              <w:right w:type="dxa" w:w="95"/>
-            </w:tcMar>
-            <w:vAlign w:val="top"/>
-          </w:tcPr>
-          <w:p>
-            <w:pPr>
-              <w:spacing w:after="0" w:line="250"/>
-            </w:pPr>
-            <w:r>
-              <w:rPr>
-                <w:rFonts w:ascii="游明朝" w:cs="游明朝" w:eastAsia="游明朝" w:hAnsi="游明朝"/>
-                <w:color w:val="000000"/>
-                <w:sz w:val="18"/>
-                <w:szCs w:val="18"/>
-              </w:rPr>
-              <w:t xml:space="preserve">血管の状態が動いた前後で指標を比べられます</w:t>
-            </w:r>
-          </w:p>
-        </w:tc>
-      </w:tr>
     </w:tbl>
     <w:p>
       <w:pPr>
         <w:spacing w:after="140"/>
       </w:pPr>
+    </w:p>
+    <w:p>
+      <w:pPr>
+        <w:spacing w:after="120" w:before="0" w:line="300"/>
+      </w:pPr>
+      <w:r>
+        <w:rPr>
+          <w:rFonts w:ascii="游明朝" w:cs="游明朝" w:eastAsia="游明朝" w:hAnsi="游明朝"/>
+          <w:b w:val="false"/>
+          <w:bCs w:val="false"/>
+          <w:color w:val="000000"/>
+        </w:rPr>
+        <w:t xml:space="preserve">（昇圧薬の投与記録は 2-3 に移し、必須といたしました）</w:t>
+      </w:r>
     </w:p>
     <w:p>
       <w:pPr>

--- a/docs/research/依頼_大学向け.docx
+++ b/docs/research/依頼_大学向け.docx
@@ -504,16 +504,48 @@
           <w:bCs/>
           <w:color w:val="000000"/>
         </w:rPr>
-        <w:t xml:space="preserve">熱希釈の測定が1症例あたり3回以上</w:t>
-      </w:r>
-      <w:r>
-        <w:rPr>
-          <w:rFonts w:ascii="游明朝" w:cs="游明朝" w:eastAsia="游明朝" w:hAnsi="游明朝"/>
-          <w:b w:val="false"/>
-          <w:bCs w:val="false"/>
-          <w:color w:val="000000"/>
-        </w:rPr>
-        <w:t xml:space="preserve">ある症例を優先してください。</w:t>
+        <w:t xml:space="preserve">ボーラス熱希釈の測定が1症例あたり3回以上</w:t>
+      </w:r>
+      <w:r>
+        <w:rPr>
+          <w:rFonts w:ascii="游明朝" w:cs="游明朝" w:eastAsia="游明朝" w:hAnsi="游明朝"/>
+          <w:b w:val="false"/>
+          <w:bCs w:val="false"/>
+          <w:color w:val="000000"/>
+        </w:rPr>
+        <w:t xml:space="preserve">あり、</w:t>
+      </w:r>
+      <w:r>
+        <w:rPr>
+          <w:rFonts w:ascii="游明朝" w:cs="游明朝" w:eastAsia="游明朝" w:hAnsi="游明朝"/>
+          <w:b/>
+          <w:bCs/>
+          <w:color w:val="000000"/>
+        </w:rPr>
+        <w:t xml:space="preserve">その実施時刻が分かる</w:t>
+      </w:r>
+      <w:r>
+        <w:rPr>
+          <w:rFonts w:ascii="游明朝" w:cs="游明朝" w:eastAsia="游明朝" w:hAnsi="游明朝"/>
+          <w:b w:val="false"/>
+          <w:bCs w:val="false"/>
+          <w:color w:val="000000"/>
+        </w:rPr>
+        <w:t xml:space="preserve">症例を</w:t>
+      </w:r>
+    </w:p>
+    <w:p>
+      <w:pPr>
+        <w:spacing w:after="120" w:before="0" w:line="300"/>
+      </w:pPr>
+      <w:r>
+        <w:rPr>
+          <w:rFonts w:ascii="游明朝" w:cs="游明朝" w:eastAsia="游明朝" w:hAnsi="游明朝"/>
+          <w:b w:val="false"/>
+          <w:bCs w:val="false"/>
+          <w:color w:val="000000"/>
+        </w:rPr>
+        <w:t xml:space="preserve">優先してください（理由は下記のとおり、B群の価値はここに集約されます）。</w:t>
       </w:r>
     </w:p>
     <w:p>
@@ -727,13 +759,22 @@
           <w:bCs w:val="false"/>
           <w:color w:val="000000"/>
         </w:rPr>
-        <w:t xml:space="preserve">であり、症例内の変化を追うために</w:t>
-      </w:r>
-    </w:p>
-    <w:p>
-      <w:pPr>
-        <w:spacing w:after="120" w:before="0" w:line="300"/>
-      </w:pPr>
+        <w:t xml:space="preserve">です。</w:t>
+      </w:r>
+    </w:p>
+    <w:p>
+      <w:pPr>
+        <w:spacing w:after="120" w:before="0" w:line="300"/>
+      </w:pPr>
+      <w:r>
+        <w:rPr>
+          <w:rFonts w:ascii="游明朝" w:cs="游明朝" w:eastAsia="游明朝" w:hAnsi="游明朝"/>
+          <w:b w:val="false"/>
+          <w:bCs w:val="false"/>
+          <w:color w:val="000000"/>
+        </w:rPr>
+        <w:t xml:space="preserve">そして </w:t>
+      </w:r>
       <w:r>
         <w:rPr>
           <w:rFonts w:ascii="游明朝" w:cs="游明朝" w:eastAsia="游明朝" w:hAnsi="游明朝"/>
@@ -741,30 +782,188 @@
           <w:bCs/>
           <w:color w:val="000000"/>
         </w:rPr>
-        <w:t xml:space="preserve">連続心拍出量（CCO）が望ましい</w:t>
-      </w:r>
-      <w:r>
-        <w:rPr>
-          <w:rFonts w:ascii="游明朝" w:cs="游明朝" w:eastAsia="游明朝" w:hAnsi="游明朝"/>
-          <w:b w:val="false"/>
-          <w:bCs w:val="false"/>
-          <w:color w:val="000000"/>
-        </w:rPr>
-        <w:t xml:space="preserve">です（間欠の熱希釈だけでは1症例あたり3〜5点にとどまり、</w:t>
-      </w:r>
-    </w:p>
-    <w:p>
-      <w:pPr>
-        <w:spacing w:after="120" w:before="0" w:line="300"/>
-      </w:pPr>
-      <w:r>
-        <w:rPr>
-          <w:rFonts w:ascii="游明朝" w:cs="游明朝" w:eastAsia="游明朝" w:hAnsi="游明朝"/>
-          <w:b w:val="false"/>
-          <w:bCs w:val="false"/>
-          <w:color w:val="000000"/>
-        </w:rPr>
-        <w:t xml:space="preserve">症例内の関連を見るには不足します）。</w:t>
+        <w:t xml:space="preserve">B群でいちばん重要なのは、間欠のボーラス熱希釈の実施時刻と測定値</w:t>
+      </w:r>
+      <w:r>
+        <w:rPr>
+          <w:rFonts w:ascii="游明朝" w:cs="游明朝" w:eastAsia="游明朝" w:hAnsi="游明朝"/>
+          <w:b w:val="false"/>
+          <w:bCs w:val="false"/>
+          <w:color w:val="000000"/>
+        </w:rPr>
+        <w:t xml:space="preserve">です。</w:t>
+      </w:r>
+    </w:p>
+    <w:p>
+      <w:pPr>
+        <w:spacing w:after="120" w:before="0" w:line="300"/>
+      </w:pPr>
+      <w:r>
+        <w:rPr>
+          <w:rFonts w:ascii="游明朝" w:cs="游明朝" w:eastAsia="游明朝" w:hAnsi="游明朝"/>
+          <w:b w:val="false"/>
+          <w:bCs w:val="false"/>
+          <w:color w:val="000000"/>
+        </w:rPr>
+        <w:t xml:space="preserve">連続心拍出量（CCO）ではありません。当初は CCO のほうが点数を稼げるため望ましいと</w:t>
+      </w:r>
+    </w:p>
+    <w:p>
+      <w:pPr>
+        <w:spacing w:after="120" w:before="0" w:line="300"/>
+      </w:pPr>
+      <w:r>
+        <w:rPr>
+          <w:rFonts w:ascii="游明朝" w:cs="游明朝" w:eastAsia="游明朝" w:hAnsi="游明朝"/>
+          <w:b w:val="false"/>
+          <w:bCs w:val="false"/>
+          <w:color w:val="000000"/>
+        </w:rPr>
+        <w:t xml:space="preserve">考えていましたが、公開データベース（VitalDB）の肺動脈カテーテル症例で確かめたところ、</w:t>
+      </w:r>
+    </w:p>
+    <w:p>
+      <w:pPr>
+        <w:spacing w:after="120" w:before="0" w:line="300"/>
+      </w:pPr>
+      <w:r>
+        <w:rPr>
+          <w:rFonts w:ascii="游明朝" w:cs="游明朝" w:eastAsia="游明朝" w:hAnsi="游明朝"/>
+          <w:b w:val="false"/>
+          <w:bCs w:val="false"/>
+          <w:color w:val="000000"/>
+        </w:rPr>
+        <w:t xml:space="preserve">**CCO は数分の移動平均であるため 60 秒の解析区間ではほとんど動かず、算出した SVR が</w:t>
+      </w:r>
+    </w:p>
+    <w:p>
+      <w:pPr>
+        <w:spacing w:after="120" w:before="0" w:line="300"/>
+      </w:pPr>
+      <w:r>
+        <w:rPr>
+          <w:rFonts w:ascii="游明朝" w:cs="游明朝" w:eastAsia="游明朝" w:hAnsi="游明朝"/>
+          <w:b w:val="false"/>
+          <w:bCs w:val="false"/>
+          <w:color w:val="000000"/>
+        </w:rPr>
+        <w:t xml:space="preserve">平均血圧のほぼ定数倍になってしまいました**（SVR と平均血圧の相対変化の症例内順位相関が</w:t>
+      </w:r>
+    </w:p>
+    <w:p>
+      <w:pPr>
+        <w:spacing w:after="120" w:before="0" w:line="300"/>
+      </w:pPr>
+      <w:r>
+        <w:rPr>
+          <w:rFonts w:ascii="游明朝" w:cs="游明朝" w:eastAsia="游明朝" w:hAnsi="游明朝"/>
+          <w:b w:val="false"/>
+          <w:bCs w:val="false"/>
+          <w:color w:val="000000"/>
+        </w:rPr>
+        <w:t xml:space="preserve">+0.79）。これでは「熱希釈由来」と名がついていても、独立した血管抵抗になっていません。</w:t>
+      </w:r>
+    </w:p>
+    <w:p>
+      <w:pPr>
+        <w:spacing w:after="120" w:before="0" w:line="300"/>
+      </w:pPr>
+      <w:r>
+        <w:rPr>
+          <w:rFonts w:ascii="游明朝" w:cs="游明朝" w:eastAsia="游明朝" w:hAnsi="游明朝"/>
+          <w:b w:val="false"/>
+          <w:bCs w:val="false"/>
+          <w:color w:val="000000"/>
+        </w:rPr>
+        <w:t xml:space="preserve">**ボーラス熱希釈の時刻に合わせて解析すれば、その時点の心拍出量は動脈圧波形と完全に</w:t>
+      </w:r>
+    </w:p>
+    <w:p>
+      <w:pPr>
+        <w:spacing w:after="120" w:before="0" w:line="300"/>
+      </w:pPr>
+      <w:r>
+        <w:rPr>
+          <w:rFonts w:ascii="游明朝" w:cs="游明朝" w:eastAsia="游明朝" w:hAnsi="游明朝"/>
+          <w:b w:val="false"/>
+          <w:bCs w:val="false"/>
+          <w:color w:val="000000"/>
+        </w:rPr>
+        <w:t xml:space="preserve">独立です。**1症例あたり3〜5点でも、30例あれば 90〜150 の独立した対応点になります。</w:t>
+      </w:r>
+    </w:p>
+    <w:p>
+      <w:pPr>
+        <w:spacing w:after="120" w:before="0" w:line="300"/>
+      </w:pPr>
+      <w:r>
+        <w:rPr>
+          <w:rFonts w:ascii="游明朝" w:cs="游明朝" w:eastAsia="游明朝" w:hAnsi="游明朝"/>
+          <w:b/>
+          <w:bCs/>
+          <w:color w:val="000000"/>
+        </w:rPr>
+        <w:t xml:space="preserve">点数の多さより独立性を優先します。</w:t>
+      </w:r>
+    </w:p>
+    <w:p>
+      <w:pPr>
+        <w:spacing w:after="120" w:before="0" w:line="300"/>
+      </w:pPr>
+      <w:r>
+        <w:rPr>
+          <w:rFonts w:ascii="游明朝" w:cs="游明朝" w:eastAsia="游明朝" w:hAnsi="游明朝"/>
+          <w:b w:val="false"/>
+          <w:bCs w:val="false"/>
+          <w:color w:val="000000"/>
+        </w:rPr>
+        <w:t xml:space="preserve">そのため、</w:t>
+      </w:r>
+      <w:r>
+        <w:rPr>
+          <w:rFonts w:ascii="游明朝" w:cs="游明朝" w:eastAsia="游明朝" w:hAnsi="游明朝"/>
+          <w:b/>
+          <w:bCs/>
+          <w:color w:val="000000"/>
+        </w:rPr>
+        <w:t xml:space="preserve">熱希釈は「何時何分に測って値がいくつだったか」が分かる形</w:t>
+      </w:r>
+      <w:r>
+        <w:rPr>
+          <w:rFonts w:ascii="游明朝" w:cs="游明朝" w:eastAsia="游明朝" w:hAnsi="游明朝"/>
+          <w:b w:val="false"/>
+          <w:bCs w:val="false"/>
+          <w:color w:val="000000"/>
+        </w:rPr>
+        <w:t xml:space="preserve">でお願いします</w:t>
+      </w:r>
+    </w:p>
+    <w:p>
+      <w:pPr>
+        <w:spacing w:after="120" w:before="0" w:line="300"/>
+      </w:pPr>
+      <w:r>
+        <w:rPr>
+          <w:rFonts w:ascii="游明朝" w:cs="游明朝" w:eastAsia="游明朝" w:hAnsi="游明朝"/>
+          <w:b w:val="false"/>
+          <w:bCs w:val="false"/>
+          <w:color w:val="000000"/>
+        </w:rPr>
+        <w:t xml:space="preserve">（実施時刻が秒単位で分かるのが理想ですが、分単位でも構いません）。CCO の時系列も</w:t>
+      </w:r>
+    </w:p>
+    <w:p>
+      <w:pPr>
+        <w:spacing w:after="120" w:before="0" w:line="300"/>
+      </w:pPr>
+      <w:r>
+        <w:rPr>
+          <w:rFonts w:ascii="游明朝" w:cs="游明朝" w:eastAsia="游明朝" w:hAnsi="游明朝"/>
+          <w:b w:val="false"/>
+          <w:bCs w:val="false"/>
+          <w:color w:val="000000"/>
+        </w:rPr>
+        <w:t xml:space="preserve">併せていただければ補助的に使いますが、無くても解析は成立します。</w:t>
       </w:r>
     </w:p>
     <w:p>
@@ -1352,7 +1551,25 @@
                 <w:sz w:val="18"/>
                 <w:szCs w:val="18"/>
               </w:rPr>
-              <w:t xml:space="preserve">連続心拍出量（CCO）の時系列</w:t>
+              <w:t xml:space="preserve">ボーラス熱希釈の実施時刻と測定値</w:t>
+            </w:r>
+            <w:r>
+              <w:rPr>
+                <w:rFonts w:ascii="游明朝" w:cs="游明朝" w:eastAsia="游明朝" w:hAnsi="游明朝"/>
+                <w:color w:val="000000"/>
+                <w:sz w:val="18"/>
+                <w:szCs w:val="18"/>
+              </w:rPr>
+              <w:t xml:space="preserve">（1症例あたり3回以上）。</w:t>
+            </w:r>
+            <w:r>
+              <w:rPr>
+                <w:rFonts w:ascii="游明朝" w:cs="游明朝" w:eastAsia="游明朝" w:hAnsi="游明朝"/>
+                <w:color w:val="000000"/>
+                <w:sz w:val="18"/>
+                <w:szCs w:val="18"/>
+              </w:rPr>
+              <w:t xml:space="preserve">B群で最も重要な項目です</w:t>
             </w:r>
           </w:p>
         </w:tc>
@@ -1409,25 +1626,25 @@
                 <w:sz w:val="18"/>
                 <w:szCs w:val="18"/>
               </w:rPr>
-              <w:t xml:space="preserve">B群：熱希釈の</w:t>
-            </w:r>
-            <w:r>
-              <w:rPr>
-                <w:rFonts w:ascii="游明朝" w:cs="游明朝" w:eastAsia="游明朝" w:hAnsi="游明朝"/>
-                <w:color w:val="000000"/>
-                <w:sz w:val="18"/>
-                <w:szCs w:val="18"/>
-              </w:rPr>
-              <w:t xml:space="preserve">実施時刻と測定値</w:t>
-            </w:r>
-            <w:r>
-              <w:rPr>
-                <w:rFonts w:ascii="游明朝" w:cs="游明朝" w:eastAsia="游明朝" w:hAnsi="游明朝"/>
-                <w:color w:val="000000"/>
-                <w:sz w:val="18"/>
-                <w:szCs w:val="18"/>
-              </w:rPr>
-              <w:t xml:space="preserve">（1症例あたり3回以上）</w:t>
+              <w:t xml:space="preserve">B群：連続心拍出量（CCO）の時系列（</w:t>
+            </w:r>
+            <w:r>
+              <w:rPr>
+                <w:rFonts w:ascii="游明朝" w:cs="游明朝" w:eastAsia="游明朝" w:hAnsi="游明朝"/>
+                <w:color w:val="000000"/>
+                <w:sz w:val="18"/>
+                <w:szCs w:val="18"/>
+              </w:rPr>
+              <w:t xml:space="preserve">あれば。無くても解析は成立します</w:t>
+            </w:r>
+            <w:r>
+              <w:rPr>
+                <w:rFonts w:ascii="游明朝" w:cs="游明朝" w:eastAsia="游明朝" w:hAnsi="游明朝"/>
+                <w:color w:val="000000"/>
+                <w:sz w:val="18"/>
+                <w:szCs w:val="18"/>
+              </w:rPr>
+              <w:t xml:space="preserve">）</w:t>
             </w:r>
           </w:p>
         </w:tc>

--- a/docs/research/依頼_大学向け.docx
+++ b/docs/research/依頼_大学向け.docx
@@ -2022,8 +2022,8 @@
         </w:tblBorders>
       </w:tblPr>
       <w:tblGrid>
-        <w:gridCol w:w="619"/>
-        <w:gridCol w:w="9019"/>
+        <w:gridCol w:w="608"/>
+        <w:gridCol w:w="9030"/>
       </w:tblGrid>
       <w:tr>
         <w:trPr>
@@ -2031,7 +2031,7 @@
         </w:trPr>
         <w:tc>
           <w:tcPr>
-            <w:tcW w:type="dxa" w:w="619"/>
+            <w:tcW w:type="dxa" w:w="608"/>
             <w:tcBorders>
               <w:bottom w:val="single" w:color="000000" w:sz="4"/>
             </w:tcBorders>
@@ -2051,7 +2051,7 @@
         </w:tc>
         <w:tc>
           <w:tcPr>
-            <w:tcW w:type="dxa" w:w="9019"/>
+            <w:tcW w:type="dxa" w:w="9030"/>
             <w:tcBorders>
               <w:bottom w:val="single" w:color="000000" w:sz="4"/>
             </w:tcBorders>
@@ -2087,7 +2087,7 @@
         </w:trPr>
         <w:tc>
           <w:tcPr>
-            <w:tcW w:type="dxa" w:w="619"/>
+            <w:tcW w:type="dxa" w:w="608"/>
             <w:tcMar>
               <w:top w:type="dxa" w:w="55"/>
               <w:left w:type="dxa" w:w="95"/>
@@ -2113,7 +2113,7 @@
         </w:tc>
         <w:tc>
           <w:tcPr>
-            <w:tcW w:type="dxa" w:w="9019"/>
+            <w:tcW w:type="dxa" w:w="9030"/>
             <w:tcMar>
               <w:top w:type="dxa" w:w="55"/>
               <w:left w:type="dxa" w:w="95"/>
@@ -2142,7 +2142,16 @@
                 <w:sz w:val="18"/>
                 <w:szCs w:val="18"/>
               </w:rPr>
-              <w:t xml:space="preserve">（フェニレフリン、エフェドリン、ノルアドレナリン、ニカルジピン、ニトログリセリンなど）</w:t>
+              <w:t xml:space="preserve">（フェニレフリン、エフェドリン、ノルアドレナリン、ニカルジピン、ニトログリセリンなど）。</w:t>
+            </w:r>
+            <w:r>
+              <w:rPr>
+                <w:rFonts w:ascii="游明朝" w:cs="游明朝" w:eastAsia="游明朝" w:hAnsi="游明朝"/>
+                <w:color w:val="000000"/>
+                <w:sz w:val="18"/>
+                <w:szCs w:val="18"/>
+              </w:rPr>
+              <w:t xml:space="preserve">手押しのボーラスを含めてください。ここが最も重要です</w:t>
             </w:r>
           </w:p>
         </w:tc>
@@ -2153,7 +2162,7 @@
         </w:trPr>
         <w:tc>
           <w:tcPr>
-            <w:tcW w:type="dxa" w:w="619"/>
+            <w:tcW w:type="dxa" w:w="608"/>
             <w:tcMar>
               <w:top w:type="dxa" w:w="55"/>
               <w:left w:type="dxa" w:w="95"/>
@@ -2179,7 +2188,7 @@
         </w:tc>
         <w:tc>
           <w:tcPr>
-            <w:tcW w:type="dxa" w:w="9019"/>
+            <w:tcW w:type="dxa" w:w="9030"/>
             <w:tcMar>
               <w:top w:type="dxa" w:w="55"/>
               <w:left w:type="dxa" w:w="95"/>
@@ -2228,7 +2237,7 @@
         </w:trPr>
         <w:tc>
           <w:tcPr>
-            <w:tcW w:type="dxa" w:w="619"/>
+            <w:tcW w:type="dxa" w:w="608"/>
             <w:tcMar>
               <w:top w:type="dxa" w:w="55"/>
               <w:left w:type="dxa" w:w="95"/>
@@ -2254,7 +2263,7 @@
         </w:tc>
         <w:tc>
           <w:tcPr>
-            <w:tcW w:type="dxa" w:w="9019"/>
+            <w:tcW w:type="dxa" w:w="9030"/>
             <w:tcMar>
               <w:top w:type="dxa" w:w="55"/>
               <w:left w:type="dxa" w:w="95"/>
@@ -2284,6 +2293,99 @@
       <w:pPr>
         <w:spacing w:after="140"/>
       </w:pPr>
+    </w:p>
+    <w:p>
+      <w:pPr>
+        <w:spacing w:after="120" w:before="0" w:line="300"/>
+      </w:pPr>
+      <w:r>
+        <w:rPr>
+          <w:rFonts w:ascii="游明朝" w:cs="游明朝" w:eastAsia="游明朝" w:hAnsi="游明朝"/>
+          <w:b/>
+          <w:bCs/>
+          <w:color w:val="000000"/>
+        </w:rPr>
+        <w:t xml:space="preserve">12 の手押しボーラスが要る理由。</w:t>
+      </w:r>
+      <w:r>
+        <w:rPr>
+          <w:rFonts w:ascii="游明朝" w:cs="游明朝" w:eastAsia="游明朝" w:hAnsi="游明朝"/>
+          <w:b w:val="false"/>
+          <w:bCs w:val="false"/>
+          <w:color w:val="000000"/>
+        </w:rPr>
+        <w:t xml:space="preserve">公開データベース（VitalDB）にはシリンジポンプの記録しか</w:t>
+      </w:r>
+    </w:p>
+    <w:p>
+      <w:pPr>
+        <w:spacing w:after="120" w:before="0" w:line="300"/>
+      </w:pPr>
+      <w:r>
+        <w:rPr>
+          <w:rFonts w:ascii="游明朝" w:cs="游明朝" w:eastAsia="游明朝" w:hAnsi="游明朝"/>
+          <w:b w:val="false"/>
+          <w:bCs w:val="false"/>
+          <w:color w:val="000000"/>
+        </w:rPr>
+        <w:t xml:space="preserve">無く、それだけで検証を試みたところ、**フェニレフリンのポンプ流量を上げた 60 症例のうち、</w:t>
+      </w:r>
+    </w:p>
+    <w:p>
+      <w:pPr>
+        <w:spacing w:after="120" w:before="0" w:line="300"/>
+      </w:pPr>
+      <w:r>
+        <w:rPr>
+          <w:rFonts w:ascii="游明朝" w:cs="游明朝" w:eastAsia="游明朝" w:hAnsi="游明朝"/>
+          <w:b w:val="false"/>
+          <w:bCs w:val="false"/>
+          <w:color w:val="000000"/>
+        </w:rPr>
+        <w:t xml:space="preserve">実際に平均血圧が上がったのは 31 症例（52%）でした。**残りは手押しのボーラスや同時に起きた</w:t>
+      </w:r>
+    </w:p>
+    <w:p>
+      <w:pPr>
+        <w:spacing w:after="120" w:before="0" w:line="300"/>
+      </w:pPr>
+      <w:r>
+        <w:rPr>
+          <w:rFonts w:ascii="游明朝" w:cs="游明朝" w:eastAsia="游明朝" w:hAnsi="游明朝"/>
+          <w:b w:val="false"/>
+          <w:bCs w:val="false"/>
+          <w:color w:val="000000"/>
+        </w:rPr>
+        <w:t xml:space="preserve">別の事象が記録に載らないためと考えられます。**ポンプ記録だけでは血管収縮の代理として弱く、</w:t>
+      </w:r>
+    </w:p>
+    <w:p>
+      <w:pPr>
+        <w:spacing w:after="120" w:before="0" w:line="300"/>
+      </w:pPr>
+      <w:r>
+        <w:rPr>
+          <w:rFonts w:ascii="游明朝" w:cs="游明朝" w:eastAsia="游明朝" w:hAnsi="游明朝"/>
+          <w:b w:val="false"/>
+          <w:bCs w:val="false"/>
+          <w:color w:val="000000"/>
+        </w:rPr>
+        <w:t xml:space="preserve">この検証は公開データベースでは成立しませんでした。**麻酔記録に手押しが載る貴学のデータで</w:t>
+      </w:r>
+    </w:p>
+    <w:p>
+      <w:pPr>
+        <w:spacing w:after="120" w:before="0" w:line="300"/>
+      </w:pPr>
+      <w:r>
+        <w:rPr>
+          <w:rFonts w:ascii="游明朝" w:cs="游明朝" w:eastAsia="游明朝" w:hAnsi="游明朝"/>
+          <w:b w:val="false"/>
+          <w:bCs w:val="false"/>
+          <w:color w:val="000000"/>
+        </w:rPr>
+        <w:t xml:space="preserve">初めて可能になります。</w:t>
+      </w:r>
     </w:p>
     <w:p>
       <w:pPr>
